--- a/Modules/Week04/Week04 Lecture Note.docx
+++ b/Modules/Week04/Week04 Lecture Note.docx
@@ -764,6 +764,62 @@
           <w:lang w:val="en-US"/>
         </w:rPr>
         <w:t>.java. For example if output of shuffle and sort is (h,[4,6,4,2]) so the avergage will be equal to sum/count = 16/4 = 4</w:t>
+      </w:r>
+    </w:p>
+    <w:p>
+      <w:pPr>
+        <w:numPr>
+          <w:ilvl w:val="0"/>
+          <w:numId w:val="0"/>
+        </w:numPr>
+        <w:jc w:val="both"/>
+        <w:rPr>
+          <w:rFonts w:hint="default"/>
+          <w:b w:val="0"/>
+          <w:bCs w:val="0"/>
+          <w:i w:val="0"/>
+          <w:iCs w:val="0"/>
+          <w:lang w:val="en-US"/>
+        </w:rPr>
+      </w:pPr>
+      <w:r>
+        <w:rPr>
+          <w:rFonts w:hint="default"/>
+          <w:b w:val="0"/>
+          <w:bCs w:val="0"/>
+          <w:i w:val="0"/>
+          <w:iCs w:val="0"/>
+          <w:lang w:val="en-US"/>
+        </w:rPr>
+        <w:t>- Distributed Cache is read-only</w:t>
+      </w:r>
+    </w:p>
+    <w:p>
+      <w:pPr>
+        <w:numPr>
+          <w:ilvl w:val="0"/>
+          <w:numId w:val="0"/>
+        </w:numPr>
+        <w:jc w:val="both"/>
+        <w:rPr>
+          <w:rFonts w:hint="default"/>
+          <w:b w:val="0"/>
+          <w:bCs w:val="0"/>
+          <w:i w:val="0"/>
+          <w:iCs w:val="0"/>
+          <w:lang w:val="en-US"/>
+        </w:rPr>
+      </w:pPr>
+      <w:r>
+        <w:rPr>
+          <w:rFonts w:hint="default"/>
+          <w:b w:val="0"/>
+          <w:bCs w:val="0"/>
+          <w:i w:val="0"/>
+          <w:iCs w:val="0"/>
+          <w:lang w:val="en-US"/>
+        </w:rPr>
+        <w:t>- Data is only transferred once to each node</w:t>
       </w:r>
       <w:bookmarkStart w:id="0" w:name="_GoBack"/>
       <w:bookmarkEnd w:id="0"/>
